--- a/Lab05/Phan2/Report.docx
+++ b/Lab05/Phan2/Report.docx
@@ -1,9 +1,14 @@
 
 <file path=word/document.xml><?xml version="1.0" encoding="utf-8"?>
-<w:document xmlns:wpc="http://schemas.microsoft.com/office/word/2010/wordprocessingCanvas" xmlns:mc="http://schemas.openxmlformats.org/markup-compatibility/2006" xmlns:o="urn:schemas-microsoft-com:office:office" xmlns:r="http://schemas.openxmlformats.org/officeDocument/2006/relationships" xmlns:m="http://schemas.openxmlformats.org/officeDocument/2006/math" xmlns:v="urn:schemas-microsoft-com:vml" xmlns:wp14="http://schemas.microsoft.com/office/word/2010/wordprocessingDrawing" xmlns:wp="http://schemas.openxmlformats.org/drawingml/2006/wordprocessingDrawing" xmlns:w10="urn:schemas-microsoft-com:office:word" xmlns:w="http://schemas.openxmlformats.org/wordprocessingml/2006/main" xmlns:w14="http://schemas.microsoft.com/office/word/2010/wordml" xmlns:w15="http://schemas.microsoft.com/office/word/2012/wordml" xmlns:wpg="http://schemas.microsoft.com/office/word/2010/wordprocessingGroup" xmlns:wpi="http://schemas.microsoft.com/office/word/2010/wordprocessingInk" xmlns:wne="http://schemas.microsoft.com/office/word/2006/wordml" xmlns:wps="http://schemas.microsoft.com/office/word/2010/wordprocessingShape" mc:Ignorable="w14 w15 wp14">
+<w:document xmlns:wpc="http://schemas.microsoft.com/office/word/2010/wordprocessingCanvas" xmlns:cx="http://schemas.microsoft.com/office/drawing/2014/chartex" xmlns:cx1="http://schemas.microsoft.com/office/drawing/2015/9/8/chartex" xmlns:cx2="http://schemas.microsoft.com/office/drawing/2015/10/21/chartex" xmlns:cx3="http://schemas.microsoft.com/office/drawing/2016/5/9/chartex" xmlns:cx4="http://schemas.microsoft.com/office/drawing/2016/5/10/chartex" xmlns:cx5="http://schemas.microsoft.com/office/drawing/2016/5/11/chartex" xmlns:cx6="http://schemas.microsoft.com/office/drawing/2016/5/12/chartex" xmlns:cx7="http://schemas.microsoft.com/office/drawing/2016/5/13/chartex" xmlns:cx8="http://schemas.microsoft.com/office/drawing/2016/5/14/chartex" xmlns:mc="http://schemas.openxmlformats.org/markup-compatibility/2006" xmlns:aink="http://schemas.microsoft.com/office/drawing/2016/ink" xmlns:am3d="http://schemas.microsoft.com/office/drawing/2017/model3d" xmlns:o="urn:schemas-microsoft-com:office:office" xmlns:oel="http://schemas.microsoft.com/office/2019/extlst" xmlns:r="http://schemas.openxmlformats.org/officeDocument/2006/relationships" xmlns:m="http://schemas.openxmlformats.org/officeDocument/2006/math" xmlns:v="urn:schemas-microsoft-com:vml" xmlns:wp14="http://schemas.microsoft.com/office/word/2010/wordprocessingDrawing" xmlns:wp="http://schemas.openxmlformats.org/drawingml/2006/wordprocessingDrawing" xmlns:w10="urn:schemas-microsoft-com:office:word" xmlns:w="http://schemas.openxmlformats.org/wordprocessingml/2006/main" xmlns:w14="http://schemas.microsoft.com/office/word/2010/wordml" xmlns:w15="http://schemas.microsoft.com/office/word/2012/wordml" xmlns:w16cex="http://schemas.microsoft.com/office/word/2018/wordml/cex" xmlns:w16cid="http://schemas.microsoft.com/office/word/2016/wordml/cid" xmlns:w16="http://schemas.microsoft.com/office/word/2018/wordml" xmlns:w16du="http://schemas.microsoft.com/office/word/2023/wordml/word16du" xmlns:w16sdtdh="http://schemas.microsoft.com/office/word/2020/wordml/sdtdatahash" xmlns:w16sdtfl="http://schemas.microsoft.com/office/word/2024/wordml/sdtformatlock" xmlns:w16se="http://schemas.microsoft.com/office/word/2015/wordml/symex" xmlns:wpg="http://schemas.microsoft.com/office/word/2010/wordprocessingGroup" xmlns:wpi="http://schemas.microsoft.com/office/word/2010/wordprocessingInk" xmlns:wne="http://schemas.microsoft.com/office/word/2006/wordml" xmlns:wps="http://schemas.microsoft.com/office/word/2010/wordprocessingShape" mc:Ignorable="w14 w15 w16se w16cid w16 w16cex w16sdtdh w16sdtfl w16du wp14">
   <w:body>
     <w:p>
       <w:r>
+        <w:t>HuynhCongY -22728911</w:t>
+      </w:r>
+    </w:p>
+    <w:p>
+      <w:r>
         <w:t>Phan 2</w:t>
       </w:r>
     </w:p>
@@ -65,6 +70,9 @@
     </w:p>
     <w:p>
       <w:r>
+        <w:rPr>
+          <w:noProof/>
+        </w:rPr>
         <w:drawing>
           <wp:inline distT="0" distB="0" distL="0" distR="0" wp14:anchorId="4AD8D8A8" wp14:editId="4322873F">
             <wp:extent cx="5943600" cy="1508125"/>
@@ -108,6 +116,9 @@
         <w:t xml:space="preserve"> </w:t>
       </w:r>
       <w:r>
+        <w:rPr>
+          <w:noProof/>
+        </w:rPr>
         <w:drawing>
           <wp:inline distT="0" distB="0" distL="0" distR="0" wp14:anchorId="41E369A7" wp14:editId="71E0561F">
             <wp:extent cx="5943600" cy="1270000"/>
@@ -215,6 +226,10 @@
     </w:p>
     <w:p>
       <w:r>
+        <w:rPr>
+          <w:noProof/>
+        </w:rPr>
+        <w:lastRenderedPageBreak/>
         <w:drawing>
           <wp:inline distT="0" distB="0" distL="0" distR="0" wp14:anchorId="3CB030EC" wp14:editId="64F68D4E">
             <wp:extent cx="5067300" cy="2515242"/>
@@ -257,77 +272,80 @@
     </w:p>
     <w:p>
       <w:r>
+        <w:tab/>
+      </w:r>
+      <w:r>
+        <w:tab/>
+      </w:r>
+      <w:r>
+        <w:tab/>
+      </w:r>
+      <w:r>
+        <w:tab/>
+      </w:r>
+    </w:p>
+    <w:p>
+      <w:r>
+        <w:t>Bài 3: Kết nối MySQL với PHPMyAdmin</w:t>
+      </w:r>
+      <w:r>
+        <w:tab/>
+      </w:r>
+      <w:r>
+        <w:tab/>
+      </w:r>
+      <w:r>
+        <w:tab/>
+      </w:r>
+      <w:r>
+        <w:tab/>
+      </w:r>
+    </w:p>
+    <w:p>
+      <w:r>
+        <w:tab/>
+        <w:t>Yêu cầu:</w:t>
+      </w:r>
+      <w:r>
+        <w:tab/>
+      </w:r>
+      <w:r>
+        <w:tab/>
+      </w:r>
+      <w:r>
+        <w:tab/>
+      </w:r>
+    </w:p>
+    <w:p>
+      <w:r>
+        <w:tab/>
+        <w:t>Chạy MySQL và PHPMyAdmin với Docker Compose.</w:t>
+      </w:r>
+      <w:r>
+        <w:tab/>
+      </w:r>
+      <w:r>
+        <w:tab/>
+      </w:r>
+      <w:r>
+        <w:tab/>
+      </w:r>
+    </w:p>
+    <w:p>
+      <w:r>
+        <w:tab/>
+        <w:t>PHPMyAdmin chạy trên cổng 8081.</w:t>
+      </w:r>
+      <w:r>
+        <w:tab/>
+      </w:r>
+    </w:p>
+    <w:p>
+      <w:r>
+        <w:rPr>
+          <w:noProof/>
+        </w:rPr>
         <w:lastRenderedPageBreak/>
-        <w:tab/>
-      </w:r>
-      <w:r>
-        <w:tab/>
-      </w:r>
-      <w:r>
-        <w:tab/>
-      </w:r>
-      <w:r>
-        <w:tab/>
-      </w:r>
-    </w:p>
-    <w:p>
-      <w:r>
-        <w:t>Bài 3: Kết nối MySQL với PHPMyAdmin</w:t>
-      </w:r>
-      <w:r>
-        <w:tab/>
-      </w:r>
-      <w:r>
-        <w:tab/>
-      </w:r>
-      <w:r>
-        <w:tab/>
-      </w:r>
-      <w:r>
-        <w:tab/>
-      </w:r>
-    </w:p>
-    <w:p>
-      <w:r>
-        <w:tab/>
-        <w:t>Yêu cầu:</w:t>
-      </w:r>
-      <w:r>
-        <w:tab/>
-      </w:r>
-      <w:r>
-        <w:tab/>
-      </w:r>
-      <w:r>
-        <w:tab/>
-      </w:r>
-    </w:p>
-    <w:p>
-      <w:r>
-        <w:tab/>
-        <w:t>Chạy MySQL và PHPMyAdmin với Docker Compose.</w:t>
-      </w:r>
-      <w:r>
-        <w:tab/>
-      </w:r>
-      <w:r>
-        <w:tab/>
-      </w:r>
-      <w:r>
-        <w:tab/>
-      </w:r>
-    </w:p>
-    <w:p>
-      <w:r>
-        <w:tab/>
-        <w:t>PHPMyAdmin chạy trên cổng 8081.</w:t>
-      </w:r>
-      <w:r>
-        <w:tab/>
-      </w:r>
-    </w:p>
-    <w:p>
-      <w:r>
         <w:drawing>
           <wp:inline distT="0" distB="0" distL="0" distR="0" wp14:anchorId="7C1FF994" wp14:editId="4A9C9ACC">
             <wp:extent cx="5943600" cy="1514475"/>
@@ -371,6 +389,9 @@
         <w:t xml:space="preserve"> </w:t>
       </w:r>
       <w:r>
+        <w:rPr>
+          <w:noProof/>
+        </w:rPr>
         <w:drawing>
           <wp:inline distT="0" distB="0" distL="0" distR="0" wp14:anchorId="4E47F16C" wp14:editId="49440F2F">
             <wp:extent cx="5943600" cy="3053080"/>
@@ -463,6 +484,9 @@
     </w:p>
     <w:p>
       <w:r>
+        <w:rPr>
+          <w:noProof/>
+        </w:rPr>
         <w:lastRenderedPageBreak/>
         <w:drawing>
           <wp:inline distT="0" distB="0" distL="0" distR="0" wp14:anchorId="1EC88D72" wp14:editId="1B48B0F0">
@@ -507,6 +531,9 @@
         <w:t xml:space="preserve"> </w:t>
       </w:r>
       <w:r>
+        <w:rPr>
+          <w:noProof/>
+        </w:rPr>
         <w:drawing>
           <wp:inline distT="0" distB="0" distL="0" distR="0" wp14:anchorId="08AF308A" wp14:editId="31140EBE">
             <wp:extent cx="4601217" cy="1724266"/>
@@ -610,6 +637,9 @@
     </w:p>
     <w:p>
       <w:r>
+        <w:rPr>
+          <w:noProof/>
+        </w:rPr>
         <w:drawing>
           <wp:inline distT="0" distB="0" distL="0" distR="0" wp14:anchorId="5F69EAB2" wp14:editId="5447B032">
             <wp:extent cx="5943600" cy="2045970"/>
@@ -711,6 +741,9 @@
     </w:p>
     <w:p>
       <w:r>
+        <w:rPr>
+          <w:noProof/>
+        </w:rPr>
         <w:drawing>
           <wp:inline distT="0" distB="0" distL="0" distR="0" wp14:anchorId="108EE791" wp14:editId="4D7A6B3C">
             <wp:extent cx="5943600" cy="2459990"/>
@@ -750,6 +783,9 @@
     </w:p>
     <w:p>
       <w:r>
+        <w:rPr>
+          <w:noProof/>
+        </w:rPr>
         <w:drawing>
           <wp:inline distT="0" distB="0" distL="0" distR="0" wp14:anchorId="0B14A549" wp14:editId="269E781F">
             <wp:extent cx="5943600" cy="3020060"/>
@@ -853,6 +889,9 @@
     </w:p>
     <w:p>
       <w:r>
+        <w:rPr>
+          <w:noProof/>
+        </w:rPr>
         <w:lastRenderedPageBreak/>
         <w:drawing>
           <wp:inline distT="0" distB="0" distL="0" distR="0" wp14:anchorId="17535D9A" wp14:editId="3D1BFA22">
@@ -897,6 +936,9 @@
         <w:t xml:space="preserve"> </w:t>
       </w:r>
       <w:r>
+        <w:rPr>
+          <w:noProof/>
+        </w:rPr>
         <w:drawing>
           <wp:inline distT="0" distB="0" distL="0" distR="0" wp14:anchorId="43B0E138" wp14:editId="1F14B691">
             <wp:extent cx="5943600" cy="3049905"/>
@@ -991,6 +1033,9 @@
     </w:p>
     <w:p>
       <w:r>
+        <w:rPr>
+          <w:noProof/>
+        </w:rPr>
         <w:drawing>
           <wp:inline distT="0" distB="0" distL="0" distR="0" wp14:anchorId="3A0DA28C" wp14:editId="0191D3FE">
             <wp:extent cx="5943600" cy="2161540"/>
@@ -1030,6 +1075,9 @@
     </w:p>
     <w:p>
       <w:r>
+        <w:rPr>
+          <w:noProof/>
+        </w:rPr>
         <w:lastRenderedPageBreak/>
         <w:drawing>
           <wp:inline distT="0" distB="0" distL="0" distR="0" wp14:anchorId="71CBA436" wp14:editId="1BB99CC5">
@@ -1128,6 +1176,9 @@
     </w:p>
     <w:p>
       <w:r>
+        <w:rPr>
+          <w:noProof/>
+        </w:rPr>
         <w:drawing>
           <wp:inline distT="0" distB="0" distL="0" distR="0" wp14:anchorId="729606DB" wp14:editId="22B3589B">
             <wp:extent cx="5943600" cy="2302510"/>
@@ -1167,6 +1218,9 @@
     </w:p>
     <w:p>
       <w:r>
+        <w:rPr>
+          <w:noProof/>
+        </w:rPr>
         <w:drawing>
           <wp:inline distT="0" distB="0" distL="0" distR="0" wp14:anchorId="105251E6" wp14:editId="23B00B08">
             <wp:extent cx="5943600" cy="1525905"/>
@@ -1274,6 +1328,9 @@
     </w:p>
     <w:p>
       <w:r>
+        <w:rPr>
+          <w:noProof/>
+        </w:rPr>
         <w:drawing>
           <wp:inline distT="0" distB="0" distL="0" distR="0" wp14:anchorId="4D7770E1" wp14:editId="009BDBC1">
             <wp:extent cx="5943600" cy="5005070"/>
@@ -1313,6 +1370,9 @@
     </w:p>
     <w:p>
       <w:r>
+        <w:rPr>
+          <w:noProof/>
+        </w:rPr>
         <w:lastRenderedPageBreak/>
         <w:drawing>
           <wp:inline distT="0" distB="0" distL="0" distR="0" wp14:anchorId="2780F5F1" wp14:editId="288AC932">
@@ -1447,6 +1507,9 @@
     </w:p>
     <w:p>
       <w:r>
+        <w:rPr>
+          <w:noProof/>
+        </w:rPr>
         <w:drawing>
           <wp:inline distT="0" distB="0" distL="0" distR="0" wp14:anchorId="2227DC1E" wp14:editId="52183EDB">
             <wp:extent cx="5943600" cy="1399540"/>
@@ -1486,6 +1549,9 @@
     </w:p>
     <w:p>
       <w:r>
+        <w:rPr>
+          <w:noProof/>
+        </w:rPr>
         <w:lastRenderedPageBreak/>
         <w:drawing>
           <wp:inline distT="0" distB="0" distL="0" distR="0" wp14:anchorId="266ED33B" wp14:editId="4FC5AF15">
@@ -1581,6 +1647,9 @@
     </w:p>
     <w:p>
       <w:r>
+        <w:rPr>
+          <w:noProof/>
+        </w:rPr>
         <w:drawing>
           <wp:inline distT="0" distB="0" distL="0" distR="0" wp14:anchorId="58A06163" wp14:editId="0CA598C3">
             <wp:extent cx="5943600" cy="2136140"/>
@@ -1620,6 +1689,9 @@
     </w:p>
     <w:p>
       <w:r>
+        <w:rPr>
+          <w:noProof/>
+        </w:rPr>
         <w:lastRenderedPageBreak/>
         <w:drawing>
           <wp:inline distT="0" distB="0" distL="0" distR="0" wp14:anchorId="01474A5C" wp14:editId="5DAC1415">
@@ -1657,8 +1729,6 @@
           </wp:inline>
         </w:drawing>
       </w:r>
-      <w:bookmarkStart w:id="0" w:name="_GoBack"/>
-      <w:bookmarkEnd w:id="0"/>
       <w:r>
         <w:tab/>
       </w:r>
@@ -1717,6 +1787,87 @@
         <w:tab/>
         <w:t>Chạy một ứng dụng React và serve nó bằng Nginx.</w:t>
       </w:r>
+    </w:p>
+    <w:p>
+      <w:r>
+        <w:drawing>
+          <wp:inline distT="0" distB="0" distL="0" distR="0" wp14:anchorId="782A516F" wp14:editId="48AF4FEA">
+            <wp:extent cx="5943600" cy="1195070"/>
+            <wp:effectExtent l="0" t="0" r="0" b="5080"/>
+            <wp:docPr id="1464620941" name="Picture 1"/>
+            <wp:cNvGraphicFramePr>
+              <a:graphicFrameLocks xmlns:a="http://schemas.openxmlformats.org/drawingml/2006/main" noChangeAspect="1"/>
+            </wp:cNvGraphicFramePr>
+            <a:graphic xmlns:a="http://schemas.openxmlformats.org/drawingml/2006/main">
+              <a:graphicData uri="http://schemas.openxmlformats.org/drawingml/2006/picture">
+                <pic:pic xmlns:pic="http://schemas.openxmlformats.org/drawingml/2006/picture">
+                  <pic:nvPicPr>
+                    <pic:cNvPr id="1464620941" name=""/>
+                    <pic:cNvPicPr/>
+                  </pic:nvPicPr>
+                  <pic:blipFill>
+                    <a:blip r:embed="rId26"/>
+                    <a:stretch>
+                      <a:fillRect/>
+                    </a:stretch>
+                  </pic:blipFill>
+                  <pic:spPr>
+                    <a:xfrm>
+                      <a:off x="0" y="0"/>
+                      <a:ext cx="5943600" cy="1195070"/>
+                    </a:xfrm>
+                    <a:prstGeom prst="rect">
+                      <a:avLst/>
+                    </a:prstGeom>
+                  </pic:spPr>
+                </pic:pic>
+              </a:graphicData>
+            </a:graphic>
+          </wp:inline>
+        </w:drawing>
+      </w:r>
+      <w:r>
+        <w:t>Khi chỉnh sửa trong html và reload trang sẽ được cập nhật ngay</w:t>
+      </w:r>
+    </w:p>
+    <w:p>
+      <w:r>
+        <w:drawing>
+          <wp:inline distT="0" distB="0" distL="0" distR="0" wp14:anchorId="03AD143E" wp14:editId="1ECC1448">
+            <wp:extent cx="5943600" cy="795655"/>
+            <wp:effectExtent l="0" t="0" r="0" b="4445"/>
+            <wp:docPr id="924095006" name="Picture 1"/>
+            <wp:cNvGraphicFramePr>
+              <a:graphicFrameLocks xmlns:a="http://schemas.openxmlformats.org/drawingml/2006/main" noChangeAspect="1"/>
+            </wp:cNvGraphicFramePr>
+            <a:graphic xmlns:a="http://schemas.openxmlformats.org/drawingml/2006/main">
+              <a:graphicData uri="http://schemas.openxmlformats.org/drawingml/2006/picture">
+                <pic:pic xmlns:pic="http://schemas.openxmlformats.org/drawingml/2006/picture">
+                  <pic:nvPicPr>
+                    <pic:cNvPr id="924095006" name=""/>
+                    <pic:cNvPicPr/>
+                  </pic:nvPicPr>
+                  <pic:blipFill>
+                    <a:blip r:embed="rId27"/>
+                    <a:stretch>
+                      <a:fillRect/>
+                    </a:stretch>
+                  </pic:blipFill>
+                  <pic:spPr>
+                    <a:xfrm>
+                      <a:off x="0" y="0"/>
+                      <a:ext cx="5943600" cy="795655"/>
+                    </a:xfrm>
+                    <a:prstGeom prst="rect">
+                      <a:avLst/>
+                    </a:prstGeom>
+                  </pic:spPr>
+                </pic:pic>
+              </a:graphicData>
+            </a:graphic>
+          </wp:inline>
+        </w:drawing>
+      </w:r>
       <w:r>
         <w:tab/>
       </w:r>
@@ -1784,6 +1935,120 @@
       <w:r>
         <w:tab/>
       </w:r>
+    </w:p>
+    <w:p>
+      <w:r>
+        <w:lastRenderedPageBreak/>
+        <w:drawing>
+          <wp:inline distT="0" distB="0" distL="0" distR="0" wp14:anchorId="0579230A" wp14:editId="6767763D">
+            <wp:extent cx="5943600" cy="2245360"/>
+            <wp:effectExtent l="0" t="0" r="0" b="2540"/>
+            <wp:docPr id="845163464" name="Picture 1"/>
+            <wp:cNvGraphicFramePr>
+              <a:graphicFrameLocks xmlns:a="http://schemas.openxmlformats.org/drawingml/2006/main" noChangeAspect="1"/>
+            </wp:cNvGraphicFramePr>
+            <a:graphic xmlns:a="http://schemas.openxmlformats.org/drawingml/2006/main">
+              <a:graphicData uri="http://schemas.openxmlformats.org/drawingml/2006/picture">
+                <pic:pic xmlns:pic="http://schemas.openxmlformats.org/drawingml/2006/picture">
+                  <pic:nvPicPr>
+                    <pic:cNvPr id="845163464" name=""/>
+                    <pic:cNvPicPr/>
+                  </pic:nvPicPr>
+                  <pic:blipFill>
+                    <a:blip r:embed="rId28"/>
+                    <a:stretch>
+                      <a:fillRect/>
+                    </a:stretch>
+                  </pic:blipFill>
+                  <pic:spPr>
+                    <a:xfrm>
+                      <a:off x="0" y="0"/>
+                      <a:ext cx="5943600" cy="2245360"/>
+                    </a:xfrm>
+                    <a:prstGeom prst="rect">
+                      <a:avLst/>
+                    </a:prstGeom>
+                  </pic:spPr>
+                </pic:pic>
+              </a:graphicData>
+            </a:graphic>
+          </wp:inline>
+        </w:drawing>
+      </w:r>
+      <w:r>
+        <w:drawing>
+          <wp:inline distT="0" distB="0" distL="0" distR="0" wp14:anchorId="66DAE7D3" wp14:editId="20429661">
+            <wp:extent cx="5943600" cy="434975"/>
+            <wp:effectExtent l="0" t="0" r="0" b="3175"/>
+            <wp:docPr id="1931497612" name="Picture 1"/>
+            <wp:cNvGraphicFramePr>
+              <a:graphicFrameLocks xmlns:a="http://schemas.openxmlformats.org/drawingml/2006/main" noChangeAspect="1"/>
+            </wp:cNvGraphicFramePr>
+            <a:graphic xmlns:a="http://schemas.openxmlformats.org/drawingml/2006/main">
+              <a:graphicData uri="http://schemas.openxmlformats.org/drawingml/2006/picture">
+                <pic:pic xmlns:pic="http://schemas.openxmlformats.org/drawingml/2006/picture">
+                  <pic:nvPicPr>
+                    <pic:cNvPr id="1931497612" name=""/>
+                    <pic:cNvPicPr/>
+                  </pic:nvPicPr>
+                  <pic:blipFill>
+                    <a:blip r:embed="rId29"/>
+                    <a:stretch>
+                      <a:fillRect/>
+                    </a:stretch>
+                  </pic:blipFill>
+                  <pic:spPr>
+                    <a:xfrm>
+                      <a:off x="0" y="0"/>
+                      <a:ext cx="5943600" cy="434975"/>
+                    </a:xfrm>
+                    <a:prstGeom prst="rect">
+                      <a:avLst/>
+                    </a:prstGeom>
+                  </pic:spPr>
+                </pic:pic>
+              </a:graphicData>
+            </a:graphic>
+          </wp:inline>
+        </w:drawing>
+      </w:r>
+      <w:r>
+        <w:drawing>
+          <wp:inline distT="0" distB="0" distL="0" distR="0" wp14:anchorId="035B89A5" wp14:editId="0A4050BC">
+            <wp:extent cx="5943600" cy="4144645"/>
+            <wp:effectExtent l="0" t="0" r="0" b="8255"/>
+            <wp:docPr id="443284503" name="Picture 1"/>
+            <wp:cNvGraphicFramePr>
+              <a:graphicFrameLocks xmlns:a="http://schemas.openxmlformats.org/drawingml/2006/main" noChangeAspect="1"/>
+            </wp:cNvGraphicFramePr>
+            <a:graphic xmlns:a="http://schemas.openxmlformats.org/drawingml/2006/main">
+              <a:graphicData uri="http://schemas.openxmlformats.org/drawingml/2006/picture">
+                <pic:pic xmlns:pic="http://schemas.openxmlformats.org/drawingml/2006/picture">
+                  <pic:nvPicPr>
+                    <pic:cNvPr id="443284503" name=""/>
+                    <pic:cNvPicPr/>
+                  </pic:nvPicPr>
+                  <pic:blipFill>
+                    <a:blip r:embed="rId30"/>
+                    <a:stretch>
+                      <a:fillRect/>
+                    </a:stretch>
+                  </pic:blipFill>
+                  <pic:spPr>
+                    <a:xfrm>
+                      <a:off x="0" y="0"/>
+                      <a:ext cx="5943600" cy="4144645"/>
+                    </a:xfrm>
+                    <a:prstGeom prst="rect">
+                      <a:avLst/>
+                    </a:prstGeom>
+                  </pic:spPr>
+                </pic:pic>
+              </a:graphicData>
+            </a:graphic>
+          </wp:inline>
+        </w:drawing>
+      </w:r>
       <w:r>
         <w:tab/>
       </w:r>
@@ -1836,6 +2101,7 @@
     </w:p>
     <w:p>
       <w:r>
+        <w:lastRenderedPageBreak/>
         <w:tab/>
         <w:t>Giới hạn CPU và RAM cho một container Redis.</w:t>
       </w:r>
@@ -1844,6 +2110,87 @@
       </w:r>
       <w:r>
         <w:tab/>
+      </w:r>
+      <w:r>
+        <w:drawing>
+          <wp:inline distT="0" distB="0" distL="0" distR="0" wp14:anchorId="096F8142" wp14:editId="179BE981">
+            <wp:extent cx="5943600" cy="1709420"/>
+            <wp:effectExtent l="0" t="0" r="0" b="5080"/>
+            <wp:docPr id="616925694" name="Picture 1"/>
+            <wp:cNvGraphicFramePr>
+              <a:graphicFrameLocks xmlns:a="http://schemas.openxmlformats.org/drawingml/2006/main" noChangeAspect="1"/>
+            </wp:cNvGraphicFramePr>
+            <a:graphic xmlns:a="http://schemas.openxmlformats.org/drawingml/2006/main">
+              <a:graphicData uri="http://schemas.openxmlformats.org/drawingml/2006/picture">
+                <pic:pic xmlns:pic="http://schemas.openxmlformats.org/drawingml/2006/picture">
+                  <pic:nvPicPr>
+                    <pic:cNvPr id="616925694" name=""/>
+                    <pic:cNvPicPr/>
+                  </pic:nvPicPr>
+                  <pic:blipFill>
+                    <a:blip r:embed="rId31"/>
+                    <a:stretch>
+                      <a:fillRect/>
+                    </a:stretch>
+                  </pic:blipFill>
+                  <pic:spPr>
+                    <a:xfrm>
+                      <a:off x="0" y="0"/>
+                      <a:ext cx="5943600" cy="1709420"/>
+                    </a:xfrm>
+                    <a:prstGeom prst="rect">
+                      <a:avLst/>
+                    </a:prstGeom>
+                  </pic:spPr>
+                </pic:pic>
+              </a:graphicData>
+            </a:graphic>
+          </wp:inline>
+        </w:drawing>
+      </w:r>
+    </w:p>
+    <w:p>
+      <w:r>
+        <w:t xml:space="preserve">Redis vẫn hoạt động </w:t>
+      </w:r>
+    </w:p>
+    <w:p>
+      <w:r>
+        <w:drawing>
+          <wp:inline distT="0" distB="0" distL="0" distR="0" wp14:anchorId="1BB0EF3F" wp14:editId="7F8F6BC3">
+            <wp:extent cx="5943600" cy="3911600"/>
+            <wp:effectExtent l="0" t="0" r="0" b="0"/>
+            <wp:docPr id="1670049467" name="Picture 1"/>
+            <wp:cNvGraphicFramePr>
+              <a:graphicFrameLocks xmlns:a="http://schemas.openxmlformats.org/drawingml/2006/main" noChangeAspect="1"/>
+            </wp:cNvGraphicFramePr>
+            <a:graphic xmlns:a="http://schemas.openxmlformats.org/drawingml/2006/main">
+              <a:graphicData uri="http://schemas.openxmlformats.org/drawingml/2006/picture">
+                <pic:pic xmlns:pic="http://schemas.openxmlformats.org/drawingml/2006/picture">
+                  <pic:nvPicPr>
+                    <pic:cNvPr id="1670049467" name=""/>
+                    <pic:cNvPicPr/>
+                  </pic:nvPicPr>
+                  <pic:blipFill>
+                    <a:blip r:embed="rId32"/>
+                    <a:stretch>
+                      <a:fillRect/>
+                    </a:stretch>
+                  </pic:blipFill>
+                  <pic:spPr>
+                    <a:xfrm>
+                      <a:off x="0" y="0"/>
+                      <a:ext cx="5943600" cy="3911600"/>
+                    </a:xfrm>
+                    <a:prstGeom prst="rect">
+                      <a:avLst/>
+                    </a:prstGeom>
+                  </pic:spPr>
+                </pic:pic>
+              </a:graphicData>
+            </a:graphic>
+          </wp:inline>
+        </w:drawing>
       </w:r>
       <w:r>
         <w:tab/>
@@ -1874,7 +2221,7 @@
 </file>
 
 <file path=word/styles.xml><?xml version="1.0" encoding="utf-8"?>
-<w:styles xmlns:mc="http://schemas.openxmlformats.org/markup-compatibility/2006" xmlns:r="http://schemas.openxmlformats.org/officeDocument/2006/relationships" xmlns:w="http://schemas.openxmlformats.org/wordprocessingml/2006/main" xmlns:w14="http://schemas.microsoft.com/office/word/2010/wordml" xmlns:w15="http://schemas.microsoft.com/office/word/2012/wordml" mc:Ignorable="w14 w15">
+<w:styles xmlns:mc="http://schemas.openxmlformats.org/markup-compatibility/2006" xmlns:r="http://schemas.openxmlformats.org/officeDocument/2006/relationships" xmlns:w="http://schemas.openxmlformats.org/wordprocessingml/2006/main" xmlns:w14="http://schemas.microsoft.com/office/word/2010/wordml" xmlns:w15="http://schemas.microsoft.com/office/word/2012/wordml" xmlns:w16cex="http://schemas.microsoft.com/office/word/2018/wordml/cex" xmlns:w16cid="http://schemas.microsoft.com/office/word/2016/wordml/cid" xmlns:w16="http://schemas.microsoft.com/office/word/2018/wordml" xmlns:w16du="http://schemas.microsoft.com/office/word/2023/wordml/word16du" xmlns:w16sdtdh="http://schemas.microsoft.com/office/word/2020/wordml/sdtdatahash" xmlns:w16sdtfl="http://schemas.microsoft.com/office/word/2024/wordml/sdtformatlock" xmlns:w16se="http://schemas.microsoft.com/office/word/2015/wordml/symex" mc:Ignorable="w14 w15 w16se w16cid w16 w16cex w16sdtdh w16sdtfl w16du">
   <w:docDefaults>
     <w:rPrDefault>
       <w:rPr>
@@ -1890,7 +2237,7 @@
       </w:pPr>
     </w:pPrDefault>
   </w:docDefaults>
-  <w:latentStyles w:defLockedState="0" w:defUIPriority="99" w:defSemiHidden="0" w:defUnhideWhenUsed="0" w:defQFormat="0" w:count="371">
+  <w:latentStyles w:defLockedState="0" w:defUIPriority="99" w:defSemiHidden="0" w:defUnhideWhenUsed="0" w:defQFormat="0" w:count="376">
     <w:lsdException w:name="Normal" w:uiPriority="0" w:qFormat="1"/>
     <w:lsdException w:name="heading 1" w:uiPriority="9" w:qFormat="1"/>
     <w:lsdException w:name="heading 2" w:semiHidden="1" w:uiPriority="9" w:unhideWhenUsed="1" w:qFormat="1"/>
@@ -2262,6 +2609,11 @@
     <w:lsdException w:name="List Table 5 Dark Accent 6" w:uiPriority="50"/>
     <w:lsdException w:name="List Table 6 Colorful Accent 6" w:uiPriority="51"/>
     <w:lsdException w:name="List Table 7 Colorful Accent 6" w:uiPriority="52"/>
+    <w:lsdException w:name="Mention" w:semiHidden="1" w:unhideWhenUsed="1"/>
+    <w:lsdException w:name="Smart Hyperlink" w:semiHidden="1" w:unhideWhenUsed="1"/>
+    <w:lsdException w:name="Hashtag" w:semiHidden="1" w:unhideWhenUsed="1"/>
+    <w:lsdException w:name="Unresolved Mention" w:semiHidden="1" w:unhideWhenUsed="1"/>
+    <w:lsdException w:name="Smart Link" w:semiHidden="1" w:unhideWhenUsed="1"/>
   </w:latentStyles>
   <w:style w:type="paragraph" w:default="1" w:styleId="Normal">
     <w:name w:val="Normal"/>
